--- a/atelier/atelier_147.docx
+++ b/atelier/atelier_147.docx
@@ -474,7 +474,7 @@
                 <w:b w:val="false"/>
                 <w:bCs w:val="false"/>
               </w:rPr>
-              <w:t xml:space="preserve">Posture constructive (#144), règle de qualité (#146)</w:t>
+              <w:t xml:space="preserve">Posture constructive, règle de qualité</w:t>
             </w:r>
           </w:p>
         </w:tc>
@@ -493,7 +493,7 @@
         <w:spacing w:after="120"/>
       </w:pPr>
       <w:r>
-        <w:t xml:space="preserve">Quand les reviews sont devenues de qualité (constructives, argumentées : #142-146), elles peuvent jouer un rôle de plus : faire grandir les développeurs, en particulier les juniors. Chaque review est une occasion de transmettre — non seulement « corrige ça », mais « voici pourquoi, et voici comment penser ce type de problème ». La review devient alors un canal de mentorat continu, intégré au flux de travail, sans réunion dédiée. Le sujet de cet atelier est de cultiver consciemment cette dimension : comment un senior peut, à travers ses reviews, faire monter un junior en compétence ; et comment un junior peut apprendre à reviewer le code des seniors (oui, dans les deux sens). On transforme un mécanisme de contrôle en outil de croissance collective.</w:t>
+        <w:t xml:space="preserve">Quand les reviews sont devenues de qualité (constructives, argumentées :-146), elles peuvent jouer un rôle de plus : faire grandir les développeurs, en particulier les juniors. Chaque review est une occasion de transmettre — non seulement « corrige ça », mais « voici pourquoi, et voici comment penser ce type de problème ». La review devient alors un canal de mentorat continu, intégré au flux de travail, sans réunion dédiée. Le sujet de cet atelier est de cultiver consciemment cette dimension : comment un senior peut, à travers ses reviews, faire monter un junior en compétence ; et comment un junior peut apprendre à reviewer le code des seniors (oui, dans les deux sens). On transforme un mécanisme de contrôle en outil de croissance collective.</w:t>
       </w:r>
     </w:p>
     <w:p>
@@ -527,7 +527,7 @@
         <w:spacing w:after="80"/>
       </w:pPr>
       <w:r>
-        <w:t xml:space="preserve">Expliquer le pourquoi fait grandir, pas juste corriger : une review qui dit « ça pourrait planter si l’entrée est nulle, voici comment on gère ça d’habitude » enseigne un réflexe transférable. Le junior n’apprend pas une correction, il apprend une façon de penser. C’est le prolongement direct du feedback constructif (#144).</w:t>
+        <w:t xml:space="preserve">Expliquer le pourquoi fait grandir, pas juste corriger : une review qui dit « ça pourrait planter si l’entrée est nulle, voici comment on gère ça d’habitude » enseigne un réflexe transférable. Le junior n’apprend pas une correction, il apprend une façon de penser. C’est le prolongement direct du feedback constructif.</w:t>
       </w:r>
     </w:p>
     <w:p>
@@ -613,7 +613,7 @@
         <w:spacing w:after="80"/>
       </w:pPr>
       <w:r>
-        <w:t xml:space="preserve">Valoriser la review formatrice : reconnaître les reviews qui ont fait progresser quelqu’un (lien avec #145, les bonnes reviews). Le mentorat par la review devient une pratique valorisée, pas un effort invisible.</w:t>
+        <w:t xml:space="preserve">Valoriser la review formatrice : reconnaître les reviews qui ont fait progresser quelqu’un (lien avec, les bonnes reviews). Le mentorat par la review devient une pratique valorisée, pas un effort invisible.</w:t>
       </w:r>
     </w:p>
     <w:p>
@@ -905,7 +905,7 @@
         <w:spacing w:after="120"/>
       </w:pPr>
       <w:r>
-        <w:t xml:space="preserve">Avec le mentorat, la question Q03 est complète sur tout son gradient : définir une bonne review (#142), la pratiquer (#143), travailler le feedback constructif (#144), valoriser les meilleures reviews (#145), systématiser un commentaire constructif sans chiffre creux (#146), et faire de la review un outil de mentorat (#147). La review est passée de tampon-formalité à pratique de qualité qui contrôle, fait progresser et transmet. Couplée à Q01 (vitesse) et Q02 (gouvernance des approbations), Q03 (qualité humaine) complète le cœur de l’axe Review ; reste Q04 (taille des MR). La review est désormais rapide, gouvernée ET de qualité.</w:t>
+        <w:t xml:space="preserve">Avec le mentorat, la question Q03 est complète sur tout son gradient : définir une bonne review, la pratiquer, travailler le feedback constructif, valoriser les meilleures reviews, systématiser un commentaire constructif sans chiffre creux, et faire de la review un outil de mentorat. La review est passée de tampon-formalité à pratique de qualité qui contrôle, fait progresser et transmet. Couplée à Q01 (vitesse) et Q02 (gouvernance des approbations), Q03 (qualité humaine) complète le cœur de l’axe Review ; reste Q04 (taille des MR). La review est désormais rapide, gouvernée ET de qualité.</w:t>
       </w:r>
     </w:p>
     <w:p>
